--- a/test-files/hr.docx
+++ b/test-files/hr.docx
@@ -23,16 +23,18 @@
         <w:tblLook w:firstColumn="1" w:firstRow="1" w:lastColumn="0" w:lastRow="0" w:noHBand="0" w:noVBand="1" w:val="04A0"/>
       </w:tblPr>
       <w:tblGrid>
-        <w:gridCol w:w="1728"/>
-        <w:gridCol w:w="1728"/>
-        <w:gridCol w:w="1728"/>
-        <w:gridCol w:w="1728"/>
-        <w:gridCol w:w="1728"/>
+        <w:gridCol w:w="1234"/>
+        <w:gridCol w:w="1234"/>
+        <w:gridCol w:w="1234"/>
+        <w:gridCol w:w="1234"/>
+        <w:gridCol w:w="1234"/>
+        <w:gridCol w:w="1234"/>
+        <w:gridCol w:w="1234"/>
       </w:tblGrid>
       <w:tr>
         <w:tc>
           <w:tcPr>
-            <w:tcW w:type="dxa" w:w="1728"/>
+            <w:tcW w:type="dxa" w:w="1234"/>
           </w:tcPr>
           <w:p>
             <w:r>
@@ -45,7 +47,7 @@
         </w:tc>
         <w:tc>
           <w:tcPr>
-            <w:tcW w:type="dxa" w:w="1728"/>
+            <w:tcW w:type="dxa" w:w="1234"/>
           </w:tcPr>
           <w:p>
             <w:r>
@@ -58,7 +60,7 @@
         </w:tc>
         <w:tc>
           <w:tcPr>
-            <w:tcW w:type="dxa" w:w="1728"/>
+            <w:tcW w:type="dxa" w:w="1234"/>
           </w:tcPr>
           <w:p>
             <w:r>
@@ -71,7 +73,7 @@
         </w:tc>
         <w:tc>
           <w:tcPr>
-            <w:tcW w:type="dxa" w:w="1728"/>
+            <w:tcW w:type="dxa" w:w="1234"/>
           </w:tcPr>
           <w:p>
             <w:r>
@@ -84,14 +86,40 @@
         </w:tc>
         <w:tc>
           <w:tcPr>
-            <w:tcW w:type="dxa" w:w="1728"/>
+            <w:tcW w:type="dxa" w:w="1234"/>
           </w:tcPr>
           <w:p>
             <w:r>
               <w:rPr>
                 <w:b/>
               </w:rPr>
-              <w:t>Дата приёма</w:t>
+              <w:t>Дата трудоустройства</w:t>
+            </w:r>
+          </w:p>
+        </w:tc>
+        <w:tc>
+          <w:tcPr>
+            <w:tcW w:type="dxa" w:w="1234"/>
+          </w:tcPr>
+          <w:p>
+            <w:r>
+              <w:rPr>
+                <w:b/>
+              </w:rPr>
+              <w:t>E-mail</w:t>
+            </w:r>
+          </w:p>
+        </w:tc>
+        <w:tc>
+          <w:tcPr>
+            <w:tcW w:type="dxa" w:w="1234"/>
+          </w:tcPr>
+          <w:p>
+            <w:r>
+              <w:rPr>
+                <w:b/>
+              </w:rPr>
+              <w:t>Стаж, лет</w:t>
             </w:r>
           </w:p>
         </w:tc>
@@ -99,27 +127,97 @@
       <w:tr>
         <w:tc>
           <w:tcPr>
-            <w:tcW w:type="dxa" w:w="1728"/>
+            <w:tcW w:type="dxa" w:w="1234"/>
           </w:tcPr>
           <w:p>
             <w:r>
-              <w:t>Петров Пётр Петрович</w:t>
+              <w:t>Смирнов Владимир Андреевич</w:t>
             </w:r>
           </w:p>
         </w:tc>
         <w:tc>
           <w:tcPr>
-            <w:tcW w:type="dxa" w:w="1728"/>
+            <w:tcW w:type="dxa" w:w="1234"/>
           </w:tcPr>
           <w:p>
             <w:r>
-              <w:t>Тестировщик</w:t>
+              <w:t>Тимлид</w:t>
             </w:r>
           </w:p>
         </w:tc>
         <w:tc>
           <w:tcPr>
-            <w:tcW w:type="dxa" w:w="1728"/>
+            <w:tcW w:type="dxa" w:w="1234"/>
+          </w:tcPr>
+          <w:p>
+            <w:r>
+              <w:t>Продажи</w:t>
+            </w:r>
+          </w:p>
+        </w:tc>
+        <w:tc>
+          <w:tcPr>
+            <w:tcW w:type="dxa" w:w="1234"/>
+          </w:tcPr>
+          <w:p>
+            <w:r>
+              <w:t>261340</w:t>
+            </w:r>
+          </w:p>
+        </w:tc>
+        <w:tc>
+          <w:tcPr>
+            <w:tcW w:type="dxa" w:w="1234"/>
+          </w:tcPr>
+          <w:p>
+            <w:r>
+              <w:t>15.06.2022</w:t>
+            </w:r>
+          </w:p>
+        </w:tc>
+        <w:tc>
+          <w:tcPr>
+            <w:tcW w:type="dxa" w:w="1234"/>
+          </w:tcPr>
+          <w:p>
+            <w:r>
+              <w:t>smirnov@gigachat-corp.ru</w:t>
+            </w:r>
+          </w:p>
+        </w:tc>
+        <w:tc>
+          <w:tcPr>
+            <w:tcW w:type="dxa" w:w="1234"/>
+          </w:tcPr>
+          <w:p>
+            <w:r/>
+          </w:p>
+        </w:tc>
+      </w:tr>
+      <w:tr>
+        <w:tc>
+          <w:tcPr>
+            <w:tcW w:type="dxa" w:w="1234"/>
+          </w:tcPr>
+          <w:p>
+            <w:r>
+              <w:t>Иванов Иван Иванович</w:t>
+            </w:r>
+          </w:p>
+        </w:tc>
+        <w:tc>
+          <w:tcPr>
+            <w:tcW w:type="dxa" w:w="1234"/>
+          </w:tcPr>
+          <w:p>
+            <w:r>
+              <w:t>Дизайнер</w:t>
+            </w:r>
+          </w:p>
+        </w:tc>
+        <w:tc>
+          <w:tcPr>
+            <w:tcW w:type="dxa" w:w="1234"/>
           </w:tcPr>
           <w:p>
             <w:r>
@@ -129,21 +227,41 @@
         </w:tc>
         <w:tc>
           <w:tcPr>
-            <w:tcW w:type="dxa" w:w="1728"/>
+            <w:tcW w:type="dxa" w:w="1234"/>
           </w:tcPr>
           <w:p>
             <w:r>
-              <w:t>81813</w:t>
+              <w:t>200313</w:t>
             </w:r>
           </w:p>
         </w:tc>
         <w:tc>
           <w:tcPr>
-            <w:tcW w:type="dxa" w:w="1728"/>
+            <w:tcW w:type="dxa" w:w="1234"/>
           </w:tcPr>
           <w:p>
             <w:r>
-              <w:t>13.02.2023</w:t>
+              <w:t>07.09.2022</w:t>
+            </w:r>
+          </w:p>
+        </w:tc>
+        <w:tc>
+          <w:tcPr>
+            <w:tcW w:type="dxa" w:w="1234"/>
+          </w:tcPr>
+          <w:p>
+            <w:r>
+              <w:t>ivanov@gigachat-corp.ru</w:t>
+            </w:r>
+          </w:p>
+        </w:tc>
+        <w:tc>
+          <w:tcPr>
+            <w:tcW w:type="dxa" w:w="1234"/>
+          </w:tcPr>
+          <w:p>
+            <w:r>
+              <w:t>10</w:t>
             </w:r>
           </w:p>
         </w:tc>
@@ -151,51 +269,71 @@
       <w:tr>
         <w:tc>
           <w:tcPr>
-            <w:tcW w:type="dxa" w:w="1728"/>
+            <w:tcW w:type="dxa" w:w="1234"/>
           </w:tcPr>
           <w:p>
             <w:r>
-              <w:t>Смирнов Владимир Андреевич</w:t>
+              <w:t>Соколов Михаил Викторович</w:t>
             </w:r>
           </w:p>
         </w:tc>
         <w:tc>
           <w:tcPr>
-            <w:tcW w:type="dxa" w:w="1728"/>
+            <w:tcW w:type="dxa" w:w="1234"/>
           </w:tcPr>
           <w:p>
             <w:r>
-              <w:t>Бухгалтер</w:t>
+              <w:t>Специалист по продажам</w:t>
             </w:r>
           </w:p>
         </w:tc>
         <w:tc>
           <w:tcPr>
-            <w:tcW w:type="dxa" w:w="1728"/>
+            <w:tcW w:type="dxa" w:w="1234"/>
           </w:tcPr>
           <w:p>
             <w:r>
-              <w:t>Поддержка</w:t>
+              <w:t>Дизайн</w:t>
             </w:r>
           </w:p>
         </w:tc>
         <w:tc>
           <w:tcPr>
-            <w:tcW w:type="dxa" w:w="1728"/>
+            <w:tcW w:type="dxa" w:w="1234"/>
           </w:tcPr>
           <w:p>
             <w:r>
-              <w:t>189233</w:t>
+              <w:t>73102</w:t>
             </w:r>
           </w:p>
         </w:tc>
         <w:tc>
           <w:tcPr>
-            <w:tcW w:type="dxa" w:w="1728"/>
+            <w:tcW w:type="dxa" w:w="1234"/>
           </w:tcPr>
           <w:p>
             <w:r>
-              <w:t>08.04.2024</w:t>
+              <w:t>10.03.2019</w:t>
+            </w:r>
+          </w:p>
+        </w:tc>
+        <w:tc>
+          <w:tcPr>
+            <w:tcW w:type="dxa" w:w="1234"/>
+          </w:tcPr>
+          <w:p>
+            <w:r>
+              <w:t>sokolov@gigachat-corp.ru</w:t>
+            </w:r>
+          </w:p>
+        </w:tc>
+        <w:tc>
+          <w:tcPr>
+            <w:tcW w:type="dxa" w:w="1234"/>
+          </w:tcPr>
+          <w:p>
+            <w:r>
+              <w:t>16</w:t>
             </w:r>
           </w:p>
         </w:tc>
@@ -203,17 +341,17 @@
       <w:tr>
         <w:tc>
           <w:tcPr>
-            <w:tcW w:type="dxa" w:w="1728"/>
+            <w:tcW w:type="dxa" w:w="1234"/>
           </w:tcPr>
           <w:p>
             <w:r>
-              <w:t>Новикова Дарья Викторовна</w:t>
+              <w:t>Сидоров Алексей Николаевич</w:t>
             </w:r>
           </w:p>
         </w:tc>
         <w:tc>
           <w:tcPr>
-            <w:tcW w:type="dxa" w:w="1728"/>
+            <w:tcW w:type="dxa" w:w="1234"/>
           </w:tcPr>
           <w:p>
             <w:r>
@@ -223,31 +361,49 @@
         </w:tc>
         <w:tc>
           <w:tcPr>
-            <w:tcW w:type="dxa" w:w="1728"/>
+            <w:tcW w:type="dxa" w:w="1234"/>
           </w:tcPr>
           <w:p>
             <w:r>
-              <w:t>Продажи</w:t>
+              <w:t>HR</w:t>
             </w:r>
           </w:p>
         </w:tc>
         <w:tc>
           <w:tcPr>
-            <w:tcW w:type="dxa" w:w="1728"/>
+            <w:tcW w:type="dxa" w:w="1234"/>
           </w:tcPr>
           <w:p>
             <w:r>
-              <w:t>210603</w:t>
+              <w:t>244779.47</w:t>
             </w:r>
           </w:p>
         </w:tc>
         <w:tc>
           <w:tcPr>
-            <w:tcW w:type="dxa" w:w="1728"/>
+            <w:tcW w:type="dxa" w:w="1234"/>
+          </w:tcPr>
+          <w:p>
+            <w:r/>
+          </w:p>
+        </w:tc>
+        <w:tc>
+          <w:tcPr>
+            <w:tcW w:type="dxa" w:w="1234"/>
           </w:tcPr>
           <w:p>
             <w:r>
-              <w:t>30.08.2023</w:t>
+              <w:t>sidorov@gigachat-corp.ru</w:t>
+            </w:r>
+          </w:p>
+        </w:tc>
+        <w:tc>
+          <w:tcPr>
+            <w:tcW w:type="dxa" w:w="1234"/>
+          </w:tcPr>
+          <w:p>
+            <w:r>
+              <w:t>6</w:t>
             </w:r>
           </w:p>
         </w:tc>
@@ -255,51 +411,71 @@
       <w:tr>
         <w:tc>
           <w:tcPr>
-            <w:tcW w:type="dxa" w:w="1728"/>
+            <w:tcW w:type="dxa" w:w="1234"/>
           </w:tcPr>
           <w:p>
             <w:r>
-              <w:t>Кузнецова Екатерина Игоревна</w:t>
+              <w:t>Волков Антон Игоревич</w:t>
             </w:r>
           </w:p>
         </w:tc>
         <w:tc>
           <w:tcPr>
-            <w:tcW w:type="dxa" w:w="1728"/>
+            <w:tcW w:type="dxa" w:w="1234"/>
           </w:tcPr>
           <w:p>
             <w:r>
-              <w:t>Тестировщик</w:t>
+              <w:t>Старший разработчик</w:t>
             </w:r>
           </w:p>
         </w:tc>
         <w:tc>
           <w:tcPr>
-            <w:tcW w:type="dxa" w:w="1728"/>
+            <w:tcW w:type="dxa" w:w="1234"/>
           </w:tcPr>
           <w:p>
             <w:r>
-              <w:t>Продажи</w:t>
+              <w:t>Финансы</w:t>
             </w:r>
           </w:p>
         </w:tc>
         <w:tc>
           <w:tcPr>
-            <w:tcW w:type="dxa" w:w="1728"/>
+            <w:tcW w:type="dxa" w:w="1234"/>
           </w:tcPr>
           <w:p>
             <w:r>
-              <w:t>91722</w:t>
+              <w:t>99317.95</w:t>
             </w:r>
           </w:p>
         </w:tc>
         <w:tc>
           <w:tcPr>
-            <w:tcW w:type="dxa" w:w="1728"/>
+            <w:tcW w:type="dxa" w:w="1234"/>
           </w:tcPr>
           <w:p>
             <w:r>
-              <w:t>29.04.2023</w:t>
+              <w:t>05.11.2018</w:t>
+            </w:r>
+          </w:p>
+        </w:tc>
+        <w:tc>
+          <w:tcPr>
+            <w:tcW w:type="dxa" w:w="1234"/>
+          </w:tcPr>
+          <w:p>
+            <w:r>
+              <w:t>volkov@gigachat-corp.ru</w:t>
+            </w:r>
+          </w:p>
+        </w:tc>
+        <w:tc>
+          <w:tcPr>
+            <w:tcW w:type="dxa" w:w="1234"/>
+          </w:tcPr>
+          <w:p>
+            <w:r>
+              <w:t>15</w:t>
             </w:r>
           </w:p>
         </w:tc>
@@ -307,51 +483,71 @@
       <w:tr>
         <w:tc>
           <w:tcPr>
-            <w:tcW w:type="dxa" w:w="1728"/>
+            <w:tcW w:type="dxa" w:w="1234"/>
           </w:tcPr>
           <w:p>
             <w:r>
-              <w:t>Смирнова Татьяна Николаевна</w:t>
+              <w:t>Сидорова Ольга Дмитриевна</w:t>
             </w:r>
           </w:p>
         </w:tc>
         <w:tc>
           <w:tcPr>
-            <w:tcW w:type="dxa" w:w="1728"/>
+            <w:tcW w:type="dxa" w:w="1234"/>
           </w:tcPr>
           <w:p>
             <w:r>
-              <w:t>Разработчик</w:t>
+              <w:t>Специалист по продажам</w:t>
             </w:r>
           </w:p>
         </w:tc>
         <w:tc>
           <w:tcPr>
-            <w:tcW w:type="dxa" w:w="1728"/>
+            <w:tcW w:type="dxa" w:w="1234"/>
           </w:tcPr>
           <w:p>
             <w:r>
-              <w:t>Разработка</w:t>
+              <w:t>Дизайн</w:t>
             </w:r>
           </w:p>
         </w:tc>
         <w:tc>
           <w:tcPr>
-            <w:tcW w:type="dxa" w:w="1728"/>
+            <w:tcW w:type="dxa" w:w="1234"/>
           </w:tcPr>
           <w:p>
             <w:r>
-              <w:t>217159</w:t>
+              <w:t>218556</w:t>
             </w:r>
           </w:p>
         </w:tc>
         <w:tc>
           <w:tcPr>
-            <w:tcW w:type="dxa" w:w="1728"/>
+            <w:tcW w:type="dxa" w:w="1234"/>
           </w:tcPr>
           <w:p>
             <w:r>
-              <w:t>09.02.2021</w:t>
+              <w:t>16.08.2021</w:t>
+            </w:r>
+          </w:p>
+        </w:tc>
+        <w:tc>
+          <w:tcPr>
+            <w:tcW w:type="dxa" w:w="1234"/>
+          </w:tcPr>
+          <w:p>
+            <w:r>
+              <w:t>sidorova@gigachat-corp.ru</w:t>
+            </w:r>
+          </w:p>
+        </w:tc>
+        <w:tc>
+          <w:tcPr>
+            <w:tcW w:type="dxa" w:w="1234"/>
+          </w:tcPr>
+          <w:p>
+            <w:r>
+              <w:t>4</w:t>
             </w:r>
           </w:p>
         </w:tc>
@@ -359,69 +555,17 @@
       <w:tr>
         <w:tc>
           <w:tcPr>
-            <w:tcW w:type="dxa" w:w="1728"/>
+            <w:tcW w:type="dxa" w:w="1234"/>
           </w:tcPr>
           <w:p>
             <w:r>
-              <w:t>Попова Елена Александровна</w:t>
+              <w:t>Сидорова Ольга Дмитриевна</w:t>
             </w:r>
           </w:p>
         </w:tc>
         <w:tc>
           <w:tcPr>
-            <w:tcW w:type="dxa" w:w="1728"/>
-          </w:tcPr>
-          <w:p>
-            <w:r>
-              <w:t>Бухгалтер</w:t>
-            </w:r>
-          </w:p>
-        </w:tc>
-        <w:tc>
-          <w:tcPr>
-            <w:tcW w:type="dxa" w:w="1728"/>
-          </w:tcPr>
-          <w:p>
-            <w:r>
-              <w:t>Поддержка</w:t>
-            </w:r>
-          </w:p>
-        </w:tc>
-        <w:tc>
-          <w:tcPr>
-            <w:tcW w:type="dxa" w:w="1728"/>
-          </w:tcPr>
-          <w:p>
-            <w:r>
-              <w:t>112716</w:t>
-            </w:r>
-          </w:p>
-        </w:tc>
-        <w:tc>
-          <w:tcPr>
-            <w:tcW w:type="dxa" w:w="1728"/>
-          </w:tcPr>
-          <w:p>
-            <w:r>
-              <w:t>29.01.2021</w:t>
-            </w:r>
-          </w:p>
-        </w:tc>
-      </w:tr>
-      <w:tr>
-        <w:tc>
-          <w:tcPr>
-            <w:tcW w:type="dxa" w:w="1728"/>
-          </w:tcPr>
-          <w:p>
-            <w:r>
-              <w:t>Смирнова Татьяна Николаевна</w:t>
-            </w:r>
-          </w:p>
-        </w:tc>
-        <w:tc>
-          <w:tcPr>
-            <w:tcW w:type="dxa" w:w="1728"/>
+            <w:tcW w:type="dxa" w:w="1234"/>
           </w:tcPr>
           <w:p>
             <w:r>
@@ -431,291 +575,51 @@
         </w:tc>
         <w:tc>
           <w:tcPr>
-            <w:tcW w:type="dxa" w:w="1728"/>
+            <w:tcW w:type="dxa" w:w="1234"/>
           </w:tcPr>
           <w:p>
             <w:r>
-              <w:t>Поддержка</w:t>
+              <w:t>Дизайн</w:t>
             </w:r>
           </w:p>
         </w:tc>
         <w:tc>
           <w:tcPr>
-            <w:tcW w:type="dxa" w:w="1728"/>
+            <w:tcW w:type="dxa" w:w="1234"/>
           </w:tcPr>
           <w:p>
             <w:r>
-              <w:t>124901</w:t>
+              <w:t>122004</w:t>
             </w:r>
           </w:p>
         </w:tc>
         <w:tc>
           <w:tcPr>
-            <w:tcW w:type="dxa" w:w="1728"/>
+            <w:tcW w:type="dxa" w:w="1234"/>
           </w:tcPr>
           <w:p>
             <w:r>
-              <w:t>18.08.2020</w:t>
-            </w:r>
-          </w:p>
-        </w:tc>
-      </w:tr>
-      <w:tr>
-        <w:tc>
-          <w:tcPr>
-            <w:tcW w:type="dxa" w:w="1728"/>
-          </w:tcPr>
-          <w:p>
-            <w:r>
-              <w:t>Козлов Артём Олегович</w:t>
+              <w:t>12.12.2021</w:t>
             </w:r>
           </w:p>
         </w:tc>
         <w:tc>
           <w:tcPr>
-            <w:tcW w:type="dxa" w:w="1728"/>
+            <w:tcW w:type="dxa" w:w="1234"/>
           </w:tcPr>
           <w:p>
             <w:r>
-              <w:t>Тимлид</w:t>
+              <w:t>sidorova@gigachat-corp.ru</w:t>
             </w:r>
           </w:p>
         </w:tc>
         <w:tc>
           <w:tcPr>
-            <w:tcW w:type="dxa" w:w="1728"/>
+            <w:tcW w:type="dxa" w:w="1234"/>
           </w:tcPr>
           <w:p>
             <w:r>
-              <w:t>Финансы</w:t>
-            </w:r>
-          </w:p>
-        </w:tc>
-        <w:tc>
-          <w:tcPr>
-            <w:tcW w:type="dxa" w:w="1728"/>
-          </w:tcPr>
-          <w:p>
-            <w:r>
-              <w:t>191597</w:t>
-            </w:r>
-          </w:p>
-        </w:tc>
-        <w:tc>
-          <w:tcPr>
-            <w:tcW w:type="dxa" w:w="1728"/>
-          </w:tcPr>
-          <w:p>
-            <w:r>
-              <w:t>27.11.2018</w:t>
-            </w:r>
-          </w:p>
-        </w:tc>
-      </w:tr>
-      <w:tr>
-        <w:tc>
-          <w:tcPr>
-            <w:tcW w:type="dxa" w:w="1728"/>
-          </w:tcPr>
-          <w:p>
-            <w:r>
-              <w:t>Смирнов Владимир Андреевич</w:t>
-            </w:r>
-          </w:p>
-        </w:tc>
-        <w:tc>
-          <w:tcPr>
-            <w:tcW w:type="dxa" w:w="1728"/>
-          </w:tcPr>
-          <w:p>
-            <w:r>
-              <w:t>Аналитик</w:t>
-            </w:r>
-          </w:p>
-        </w:tc>
-        <w:tc>
-          <w:tcPr>
-            <w:tcW w:type="dxa" w:w="1728"/>
-          </w:tcPr>
-          <w:p>
-            <w:r>
-              <w:t>Разработка</w:t>
-            </w:r>
-          </w:p>
-        </w:tc>
-        <w:tc>
-          <w:tcPr>
-            <w:tcW w:type="dxa" w:w="1728"/>
-          </w:tcPr>
-          <w:p>
-            <w:r>
-              <w:t>150410</w:t>
-            </w:r>
-          </w:p>
-        </w:tc>
-        <w:tc>
-          <w:tcPr>
-            <w:tcW w:type="dxa" w:w="1728"/>
-          </w:tcPr>
-          <w:p>
-            <w:r>
-              <w:t>18.09.2019</w:t>
-            </w:r>
-          </w:p>
-        </w:tc>
-      </w:tr>
-      <w:tr>
-        <w:tc>
-          <w:tcPr>
-            <w:tcW w:type="dxa" w:w="1728"/>
-          </w:tcPr>
-          <w:p>
-            <w:r>
-              <w:t>Попов Андрей Дмитриевич</w:t>
-            </w:r>
-          </w:p>
-        </w:tc>
-        <w:tc>
-          <w:tcPr>
-            <w:tcW w:type="dxa" w:w="1728"/>
-          </w:tcPr>
-          <w:p>
-            <w:r>
-              <w:t>Старший менеджер</w:t>
-            </w:r>
-          </w:p>
-        </w:tc>
-        <w:tc>
-          <w:tcPr>
-            <w:tcW w:type="dxa" w:w="1728"/>
-          </w:tcPr>
-          <w:p>
-            <w:r>
-              <w:t>Продажи</w:t>
-            </w:r>
-          </w:p>
-        </w:tc>
-        <w:tc>
-          <w:tcPr>
-            <w:tcW w:type="dxa" w:w="1728"/>
-          </w:tcPr>
-          <w:p>
-            <w:r>
-              <w:t>156849</w:t>
-            </w:r>
-          </w:p>
-        </w:tc>
-        <w:tc>
-          <w:tcPr>
-            <w:tcW w:type="dxa" w:w="1728"/>
-          </w:tcPr>
-          <w:p>
-            <w:r>
-              <w:t>17.09.2021</w:t>
-            </w:r>
-          </w:p>
-        </w:tc>
-      </w:tr>
-      <w:tr>
-        <w:tc>
-          <w:tcPr>
-            <w:tcW w:type="dxa" w:w="1728"/>
-          </w:tcPr>
-          <w:p>
-            <w:r>
-              <w:t>Лебедева Светлана Петровна</w:t>
-            </w:r>
-          </w:p>
-        </w:tc>
-        <w:tc>
-          <w:tcPr>
-            <w:tcW w:type="dxa" w:w="1728"/>
-          </w:tcPr>
-          <w:p>
-            <w:r>
-              <w:t>Бухгалтер</w:t>
-            </w:r>
-          </w:p>
-        </w:tc>
-        <w:tc>
-          <w:tcPr>
-            <w:tcW w:type="dxa" w:w="1728"/>
-          </w:tcPr>
-          <w:p>
-            <w:r>
-              <w:t>Продажи</w:t>
-            </w:r>
-          </w:p>
-        </w:tc>
-        <w:tc>
-          <w:tcPr>
-            <w:tcW w:type="dxa" w:w="1728"/>
-          </w:tcPr>
-          <w:p>
-            <w:r>
-              <w:t>66322</w:t>
-            </w:r>
-          </w:p>
-        </w:tc>
-        <w:tc>
-          <w:tcPr>
-            <w:tcW w:type="dxa" w:w="1728"/>
-          </w:tcPr>
-          <w:p>
-            <w:r>
-              <w:t>27.04.2020</w:t>
-            </w:r>
-          </w:p>
-        </w:tc>
-      </w:tr>
-      <w:tr>
-        <w:tc>
-          <w:tcPr>
-            <w:tcW w:type="dxa" w:w="1728"/>
-          </w:tcPr>
-          <w:p>
-            <w:r>
-              <w:t>Кузнецова Екатерина Игоревна</w:t>
-            </w:r>
-          </w:p>
-        </w:tc>
-        <w:tc>
-          <w:tcPr>
-            <w:tcW w:type="dxa" w:w="1728"/>
-          </w:tcPr>
-          <w:p>
-            <w:r>
-              <w:t>Дизайнер</w:t>
-            </w:r>
-          </w:p>
-        </w:tc>
-        <w:tc>
-          <w:tcPr>
-            <w:tcW w:type="dxa" w:w="1728"/>
-          </w:tcPr>
-          <w:p>
-            <w:r>
-              <w:t>HR</w:t>
-            </w:r>
-          </w:p>
-        </w:tc>
-        <w:tc>
-          <w:tcPr>
-            <w:tcW w:type="dxa" w:w="1728"/>
-          </w:tcPr>
-          <w:p>
-            <w:r>
-              <w:t>232327</w:t>
-            </w:r>
-          </w:p>
-        </w:tc>
-        <w:tc>
-          <w:tcPr>
-            <w:tcW w:type="dxa" w:w="1728"/>
-          </w:tcPr>
-          <w:p>
-            <w:r>
-              <w:t>22.03.2018</w:t>
+              <w:t>14</w:t>
             </w:r>
           </w:p>
         </w:tc>
